--- a/klagomål/A 32849-2025 FSC-klagomål.docx
+++ b/klagomål/A 32849-2025 FSC-klagomål.docx
@@ -752,7 +752,7 @@
     <w:r>
       <w:tab/>
       <w:tab/>
-      <w:t>2025-07-02</w:t>
+      <w:t>2025-07-03</w:t>
       <w:br/>
       <w:br/>
     </w:r>

--- a/klagomål/A 32849-2025 FSC-klagomål.docx
+++ b/klagomål/A 32849-2025 FSC-klagomål.docx
@@ -752,7 +752,7 @@
     <w:r>
       <w:tab/>
       <w:tab/>
-      <w:t>2025-07-03</w:t>
+      <w:t>2025-07-04</w:t>
       <w:br/>
       <w:br/>
     </w:r>

--- a/klagomål/A 32849-2025 FSC-klagomål.docx
+++ b/klagomål/A 32849-2025 FSC-klagomål.docx
@@ -752,7 +752,7 @@
     <w:r>
       <w:tab/>
       <w:tab/>
-      <w:t>2025-07-04</w:t>
+      <w:t>2025-07-05</w:t>
       <w:br/>
       <w:br/>
     </w:r>

--- a/klagomål/A 32849-2025 FSC-klagomål.docx
+++ b/klagomål/A 32849-2025 FSC-klagomål.docx
@@ -752,7 +752,7 @@
     <w:r>
       <w:tab/>
       <w:tab/>
-      <w:t>2025-07-05</w:t>
+      <w:t>2025-07-06</w:t>
       <w:br/>
       <w:br/>
     </w:r>

--- a/klagomål/A 32849-2025 FSC-klagomål.docx
+++ b/klagomål/A 32849-2025 FSC-klagomål.docx
@@ -752,7 +752,7 @@
     <w:r>
       <w:tab/>
       <w:tab/>
-      <w:t>2025-07-06</w:t>
+      <w:t>2025-07-07</w:t>
       <w:br/>
       <w:br/>
     </w:r>

--- a/klagomål/A 32849-2025 FSC-klagomål.docx
+++ b/klagomål/A 32849-2025 FSC-klagomål.docx
@@ -752,7 +752,7 @@
     <w:r>
       <w:tab/>
       <w:tab/>
-      <w:t>2025-07-07</w:t>
+      <w:t>2025-07-08</w:t>
       <w:br/>
       <w:br/>
     </w:r>

--- a/klagomål/A 32849-2025 FSC-klagomål.docx
+++ b/klagomål/A 32849-2025 FSC-klagomål.docx
@@ -752,7 +752,7 @@
     <w:r>
       <w:tab/>
       <w:tab/>
-      <w:t>2025-07-08</w:t>
+      <w:t>2025-07-09</w:t>
       <w:br/>
       <w:br/>
     </w:r>

--- a/klagomål/A 32849-2025 FSC-klagomål.docx
+++ b/klagomål/A 32849-2025 FSC-klagomål.docx
@@ -752,7 +752,7 @@
     <w:r>
       <w:tab/>
       <w:tab/>
-      <w:t>2025-07-09</w:t>
+      <w:t>2025-07-11</w:t>
       <w:br/>
       <w:br/>
     </w:r>

--- a/klagomål/A 32849-2025 FSC-klagomål.docx
+++ b/klagomål/A 32849-2025 FSC-klagomål.docx
@@ -752,7 +752,7 @@
     <w:r>
       <w:tab/>
       <w:tab/>
-      <w:t>2025-07-11</w:t>
+      <w:t>2025-07-12</w:t>
       <w:br/>
       <w:br/>
     </w:r>

--- a/klagomål/A 32849-2025 FSC-klagomål.docx
+++ b/klagomål/A 32849-2025 FSC-klagomål.docx
@@ -752,7 +752,7 @@
     <w:r>
       <w:tab/>
       <w:tab/>
-      <w:t>2025-08-06</w:t>
+      <w:t>2025-08-09</w:t>
       <w:br/>
       <w:br/>
     </w:r>

--- a/klagomål/A 32849-2025 FSC-klagomål.docx
+++ b/klagomål/A 32849-2025 FSC-klagomål.docx
@@ -168,7 +168,7 @@
     </w:p>
     <w:p>
       <w:r>
-        <w:t>Detta dokument behandlar höga naturvärden i avverkningsanmälan A 32849-2025 i Strömsunds kommun. Denna avverkningsanmälan inkom 2025-07-01 och omfattar 8,5 ha.</w:t>
+        <w:t>Detta dokument behandlar höga naturvärden i avverkningsanmälan A 32849-2025 i Strömsunds kommun. Denna avverkningsanmälan inkom 2025-07-01 13:46:09 och omfattar 8,5 ha.</w:t>
       </w:r>
     </w:p>
     <w:p>

--- a/klagomål/A 32849-2025 FSC-klagomål.docx
+++ b/klagomål/A 32849-2025 FSC-klagomål.docx
@@ -752,7 +752,7 @@
     <w:r>
       <w:tab/>
       <w:tab/>
-      <w:t>2025-08-09</w:t>
+      <w:t>2025-08-10</w:t>
       <w:br/>
       <w:br/>
     </w:r>

--- a/klagomål/A 32849-2025 FSC-klagomål.docx
+++ b/klagomål/A 32849-2025 FSC-klagomål.docx
@@ -752,7 +752,7 @@
     <w:r>
       <w:tab/>
       <w:tab/>
-      <w:t>2025-08-10</w:t>
+      <w:t>2025-08-11</w:t>
       <w:br/>
       <w:br/>
     </w:r>

--- a/klagomål/A 32849-2025 FSC-klagomål.docx
+++ b/klagomål/A 32849-2025 FSC-klagomål.docx
@@ -752,7 +752,7 @@
     <w:r>
       <w:tab/>
       <w:tab/>
-      <w:t>2025-08-11</w:t>
+      <w:t>2025-08-12</w:t>
       <w:br/>
       <w:br/>
     </w:r>

--- a/klagomål/A 32849-2025 FSC-klagomål.docx
+++ b/klagomål/A 32849-2025 FSC-klagomål.docx
@@ -752,7 +752,7 @@
     <w:r>
       <w:tab/>
       <w:tab/>
-      <w:t>2025-08-12</w:t>
+      <w:t>2025-08-13</w:t>
       <w:br/>
       <w:br/>
     </w:r>

--- a/klagomål/A 32849-2025 FSC-klagomål.docx
+++ b/klagomål/A 32849-2025 FSC-klagomål.docx
@@ -752,7 +752,7 @@
     <w:r>
       <w:tab/>
       <w:tab/>
-      <w:t>2025-08-13</w:t>
+      <w:t>2025-08-14</w:t>
       <w:br/>
       <w:br/>
     </w:r>

--- a/klagomål/A 32849-2025 FSC-klagomål.docx
+++ b/klagomål/A 32849-2025 FSC-klagomål.docx
@@ -752,7 +752,7 @@
     <w:r>
       <w:tab/>
       <w:tab/>
-      <w:t>2025-08-14</w:t>
+      <w:t>2025-08-15</w:t>
       <w:br/>
       <w:br/>
     </w:r>

--- a/klagomål/A 32849-2025 FSC-klagomål.docx
+++ b/klagomål/A 32849-2025 FSC-klagomål.docx
@@ -752,7 +752,7 @@
     <w:r>
       <w:tab/>
       <w:tab/>
-      <w:t>2025-08-15</w:t>
+      <w:t>2025-08-16</w:t>
       <w:br/>
       <w:br/>
     </w:r>

--- a/klagomål/A 32849-2025 FSC-klagomål.docx
+++ b/klagomål/A 32849-2025 FSC-klagomål.docx
@@ -752,7 +752,7 @@
     <w:r>
       <w:tab/>
       <w:tab/>
-      <w:t>2025-08-16</w:t>
+      <w:t>2025-08-17</w:t>
       <w:br/>
       <w:br/>
     </w:r>

--- a/klagomål/A 32849-2025 FSC-klagomål.docx
+++ b/klagomål/A 32849-2025 FSC-klagomål.docx
@@ -752,7 +752,7 @@
     <w:r>
       <w:tab/>
       <w:tab/>
-      <w:t>2025-08-17</w:t>
+      <w:t>2025-08-18</w:t>
       <w:br/>
       <w:br/>
     </w:r>

--- a/klagomål/A 32849-2025 FSC-klagomål.docx
+++ b/klagomål/A 32849-2025 FSC-klagomål.docx
@@ -752,7 +752,7 @@
     <w:r>
       <w:tab/>
       <w:tab/>
-      <w:t>2025-08-18</w:t>
+      <w:t>2025-08-19</w:t>
       <w:br/>
       <w:br/>
     </w:r>

--- a/klagomål/A 32849-2025 FSC-klagomål.docx
+++ b/klagomål/A 32849-2025 FSC-klagomål.docx
@@ -752,7 +752,7 @@
     <w:r>
       <w:tab/>
       <w:tab/>
-      <w:t>2025-08-19</w:t>
+      <w:t>2025-08-20</w:t>
       <w:br/>
       <w:br/>
     </w:r>

--- a/klagomål/A 32849-2025 FSC-klagomål.docx
+++ b/klagomål/A 32849-2025 FSC-klagomål.docx
@@ -752,7 +752,7 @@
     <w:r>
       <w:tab/>
       <w:tab/>
-      <w:t>2025-08-20</w:t>
+      <w:t>2025-08-21</w:t>
       <w:br/>
       <w:br/>
     </w:r>

--- a/klagomål/A 32849-2025 FSC-klagomål.docx
+++ b/klagomål/A 32849-2025 FSC-klagomål.docx
@@ -752,7 +752,7 @@
     <w:r>
       <w:tab/>
       <w:tab/>
-      <w:t>2025-08-21</w:t>
+      <w:t>2025-08-22</w:t>
       <w:br/>
       <w:br/>
     </w:r>

--- a/klagomål/A 32849-2025 FSC-klagomål.docx
+++ b/klagomål/A 32849-2025 FSC-klagomål.docx
@@ -752,7 +752,7 @@
     <w:r>
       <w:tab/>
       <w:tab/>
-      <w:t>2025-08-22</w:t>
+      <w:t>2025-08-23</w:t>
       <w:br/>
       <w:br/>
     </w:r>

--- a/klagomål/A 32849-2025 FSC-klagomål.docx
+++ b/klagomål/A 32849-2025 FSC-klagomål.docx
@@ -752,7 +752,7 @@
     <w:r>
       <w:tab/>
       <w:tab/>
-      <w:t>2025-08-23</w:t>
+      <w:t>2025-08-24</w:t>
       <w:br/>
       <w:br/>
     </w:r>

--- a/klagomål/A 32849-2025 FSC-klagomål.docx
+++ b/klagomål/A 32849-2025 FSC-klagomål.docx
@@ -752,7 +752,7 @@
     <w:r>
       <w:tab/>
       <w:tab/>
-      <w:t>2025-08-24</w:t>
+      <w:t>2025-08-25</w:t>
       <w:br/>
       <w:br/>
     </w:r>

--- a/klagomål/A 32849-2025 FSC-klagomål.docx
+++ b/klagomål/A 32849-2025 FSC-klagomål.docx
@@ -752,7 +752,7 @@
     <w:r>
       <w:tab/>
       <w:tab/>
-      <w:t>2025-08-25</w:t>
+      <w:t>2025-08-26</w:t>
       <w:br/>
       <w:br/>
     </w:r>

--- a/klagomål/A 32849-2025 FSC-klagomål.docx
+++ b/klagomål/A 32849-2025 FSC-klagomål.docx
@@ -752,7 +752,7 @@
     <w:r>
       <w:tab/>
       <w:tab/>
-      <w:t>2025-08-26</w:t>
+      <w:t>2025-08-30</w:t>
       <w:br/>
       <w:br/>
     </w:r>

--- a/klagomål/A 32849-2025 FSC-klagomål.docx
+++ b/klagomål/A 32849-2025 FSC-klagomål.docx
@@ -752,7 +752,7 @@
     <w:r>
       <w:tab/>
       <w:tab/>
-      <w:t>2025-08-30</w:t>
+      <w:t>2025-08-31</w:t>
       <w:br/>
       <w:br/>
     </w:r>

--- a/klagomål/A 32849-2025 FSC-klagomål.docx
+++ b/klagomål/A 32849-2025 FSC-klagomål.docx
@@ -752,7 +752,7 @@
     <w:r>
       <w:tab/>
       <w:tab/>
-      <w:t>2025-08-31</w:t>
+      <w:t>2025-09-01</w:t>
       <w:br/>
       <w:br/>
     </w:r>

--- a/klagomål/A 32849-2025 FSC-klagomål.docx
+++ b/klagomål/A 32849-2025 FSC-klagomål.docx
@@ -752,7 +752,7 @@
     <w:r>
       <w:tab/>
       <w:tab/>
-      <w:t>2025-09-01</w:t>
+      <w:t>2025-09-04</w:t>
       <w:br/>
       <w:br/>
     </w:r>

--- a/klagomål/A 32849-2025 FSC-klagomål.docx
+++ b/klagomål/A 32849-2025 FSC-klagomål.docx
@@ -752,7 +752,7 @@
     <w:r>
       <w:tab/>
       <w:tab/>
-      <w:t>2025-09-04</w:t>
+      <w:t>2025-09-05</w:t>
       <w:br/>
       <w:br/>
     </w:r>

--- a/klagomål/A 32849-2025 FSC-klagomål.docx
+++ b/klagomål/A 32849-2025 FSC-klagomål.docx
@@ -752,7 +752,7 @@
     <w:r>
       <w:tab/>
       <w:tab/>
-      <w:t>2025-09-05</w:t>
+      <w:t>2025-09-07</w:t>
       <w:br/>
       <w:br/>
     </w:r>

--- a/klagomål/A 32849-2025 FSC-klagomål.docx
+++ b/klagomål/A 32849-2025 FSC-klagomål.docx
@@ -752,7 +752,7 @@
     <w:r>
       <w:tab/>
       <w:tab/>
-      <w:t>2025-09-07</w:t>
+      <w:t>2025-09-08</w:t>
       <w:br/>
       <w:br/>
     </w:r>

--- a/klagomål/A 32849-2025 FSC-klagomål.docx
+++ b/klagomål/A 32849-2025 FSC-klagomål.docx
@@ -752,7 +752,7 @@
     <w:r>
       <w:tab/>
       <w:tab/>
-      <w:t>2025-09-08</w:t>
+      <w:t>2025-09-10</w:t>
       <w:br/>
       <w:br/>
     </w:r>

--- a/klagomål/A 32849-2025 FSC-klagomål.docx
+++ b/klagomål/A 32849-2025 FSC-klagomål.docx
@@ -752,7 +752,7 @@
     <w:r>
       <w:tab/>
       <w:tab/>
-      <w:t>2025-09-10</w:t>
+      <w:t>2025-09-11</w:t>
       <w:br/>
       <w:br/>
     </w:r>

--- a/klagomål/A 32849-2025 FSC-klagomål.docx
+++ b/klagomål/A 32849-2025 FSC-klagomål.docx
@@ -752,7 +752,7 @@
     <w:r>
       <w:tab/>
       <w:tab/>
-      <w:t>2025-09-11</w:t>
+      <w:t>2025-09-12</w:t>
       <w:br/>
       <w:br/>
     </w:r>

--- a/klagomål/A 32849-2025 FSC-klagomål.docx
+++ b/klagomål/A 32849-2025 FSC-klagomål.docx
@@ -752,7 +752,7 @@
     <w:r>
       <w:tab/>
       <w:tab/>
-      <w:t>2025-09-12</w:t>
+      <w:t>2025-09-13</w:t>
       <w:br/>
       <w:br/>
     </w:r>

--- a/klagomål/A 32849-2025 FSC-klagomål.docx
+++ b/klagomål/A 32849-2025 FSC-klagomål.docx
@@ -752,7 +752,7 @@
     <w:r>
       <w:tab/>
       <w:tab/>
-      <w:t>2025-09-13</w:t>
+      <w:t>2025-09-14</w:t>
       <w:br/>
       <w:br/>
     </w:r>

--- a/klagomål/A 32849-2025 FSC-klagomål.docx
+++ b/klagomål/A 32849-2025 FSC-klagomål.docx
@@ -752,7 +752,7 @@
     <w:r>
       <w:tab/>
       <w:tab/>
-      <w:t>2025-09-14</w:t>
+      <w:t>2025-09-15</w:t>
       <w:br/>
       <w:br/>
     </w:r>

--- a/klagomål/A 32849-2025 FSC-klagomål.docx
+++ b/klagomål/A 32849-2025 FSC-klagomål.docx
@@ -752,7 +752,7 @@
     <w:r>
       <w:tab/>
       <w:tab/>
-      <w:t>2025-09-15</w:t>
+      <w:t>2025-09-16</w:t>
       <w:br/>
       <w:br/>
     </w:r>

--- a/klagomål/A 32849-2025 FSC-klagomål.docx
+++ b/klagomål/A 32849-2025 FSC-klagomål.docx
@@ -752,7 +752,7 @@
     <w:r>
       <w:tab/>
       <w:tab/>
-      <w:t>2025-09-16</w:t>
+      <w:t>2025-09-17</w:t>
       <w:br/>
       <w:br/>
     </w:r>

--- a/klagomål/A 32849-2025 FSC-klagomål.docx
+++ b/klagomål/A 32849-2025 FSC-klagomål.docx
@@ -752,7 +752,7 @@
     <w:r>
       <w:tab/>
       <w:tab/>
-      <w:t>2025-09-17</w:t>
+      <w:t>2025-09-18</w:t>
       <w:br/>
       <w:br/>
     </w:r>

--- a/klagomål/A 32849-2025 FSC-klagomål.docx
+++ b/klagomål/A 32849-2025 FSC-klagomål.docx
@@ -752,7 +752,7 @@
     <w:r>
       <w:tab/>
       <w:tab/>
-      <w:t>2025-09-18</w:t>
+      <w:t>2025-09-22</w:t>
       <w:br/>
       <w:br/>
     </w:r>

--- a/klagomål/A 32849-2025 FSC-klagomål.docx
+++ b/klagomål/A 32849-2025 FSC-klagomål.docx
@@ -752,7 +752,7 @@
     <w:r>
       <w:tab/>
       <w:tab/>
-      <w:t>2025-09-22</w:t>
+      <w:t>2025-09-23</w:t>
       <w:br/>
       <w:br/>
     </w:r>

--- a/klagomål/A 32849-2025 FSC-klagomål.docx
+++ b/klagomål/A 32849-2025 FSC-klagomål.docx
@@ -752,7 +752,7 @@
     <w:r>
       <w:tab/>
       <w:tab/>
-      <w:t>2025-09-23</w:t>
+      <w:t>2025-09-24</w:t>
       <w:br/>
       <w:br/>
     </w:r>

--- a/klagomål/A 32849-2025 FSC-klagomål.docx
+++ b/klagomål/A 32849-2025 FSC-klagomål.docx
@@ -752,7 +752,7 @@
     <w:r>
       <w:tab/>
       <w:tab/>
-      <w:t>2025-09-24</w:t>
+      <w:t>2025-09-25</w:t>
       <w:br/>
       <w:br/>
     </w:r>

--- a/klagomål/A 32849-2025 FSC-klagomål.docx
+++ b/klagomål/A 32849-2025 FSC-klagomål.docx
@@ -752,7 +752,7 @@
     <w:r>
       <w:tab/>
       <w:tab/>
-      <w:t>2025-09-25</w:t>
+      <w:t>2025-09-26</w:t>
       <w:br/>
       <w:br/>
     </w:r>

--- a/klagomål/A 32849-2025 FSC-klagomål.docx
+++ b/klagomål/A 32849-2025 FSC-klagomål.docx
@@ -752,7 +752,7 @@
     <w:r>
       <w:tab/>
       <w:tab/>
-      <w:t>2025-09-26</w:t>
+      <w:t>2025-09-27</w:t>
       <w:br/>
       <w:br/>
     </w:r>

--- a/klagomål/A 32849-2025 FSC-klagomål.docx
+++ b/klagomål/A 32849-2025 FSC-klagomål.docx
@@ -752,7 +752,7 @@
     <w:r>
       <w:tab/>
       <w:tab/>
-      <w:t>2025-09-27</w:t>
+      <w:t>2025-09-28</w:t>
       <w:br/>
       <w:br/>
     </w:r>

--- a/klagomål/A 32849-2025 FSC-klagomål.docx
+++ b/klagomål/A 32849-2025 FSC-klagomål.docx
@@ -752,7 +752,7 @@
     <w:r>
       <w:tab/>
       <w:tab/>
-      <w:t>2025-09-28</w:t>
+      <w:t>2025-09-29</w:t>
       <w:br/>
       <w:br/>
     </w:r>

--- a/klagomål/A 32849-2025 FSC-klagomål.docx
+++ b/klagomål/A 32849-2025 FSC-klagomål.docx
@@ -752,7 +752,7 @@
     <w:r>
       <w:tab/>
       <w:tab/>
-      <w:t>2025-09-29</w:t>
+      <w:t>2025-09-30</w:t>
       <w:br/>
       <w:br/>
     </w:r>

--- a/klagomål/A 32849-2025 FSC-klagomål.docx
+++ b/klagomål/A 32849-2025 FSC-klagomål.docx
@@ -752,7 +752,7 @@
     <w:r>
       <w:tab/>
       <w:tab/>
-      <w:t>2025-09-30</w:t>
+      <w:t>2025-10-01</w:t>
       <w:br/>
       <w:br/>
     </w:r>

--- a/klagomål/A 32849-2025 FSC-klagomål.docx
+++ b/klagomål/A 32849-2025 FSC-klagomål.docx
@@ -752,7 +752,7 @@
     <w:r>
       <w:tab/>
       <w:tab/>
-      <w:t>2025-10-01</w:t>
+      <w:t>2025-10-02</w:t>
       <w:br/>
       <w:br/>
     </w:r>

--- a/klagomål/A 32849-2025 FSC-klagomål.docx
+++ b/klagomål/A 32849-2025 FSC-klagomål.docx
@@ -752,7 +752,7 @@
     <w:r>
       <w:tab/>
       <w:tab/>
-      <w:t>2025-10-02</w:t>
+      <w:t>2025-10-03</w:t>
       <w:br/>
       <w:br/>
     </w:r>

--- a/klagomål/A 32849-2025 FSC-klagomål.docx
+++ b/klagomål/A 32849-2025 FSC-klagomål.docx
@@ -752,7 +752,7 @@
     <w:r>
       <w:tab/>
       <w:tab/>
-      <w:t>2025-10-03</w:t>
+      <w:t>2025-10-04</w:t>
       <w:br/>
       <w:br/>
     </w:r>

--- a/klagomål/A 32849-2025 FSC-klagomål.docx
+++ b/klagomål/A 32849-2025 FSC-klagomål.docx
@@ -752,7 +752,7 @@
     <w:r>
       <w:tab/>
       <w:tab/>
-      <w:t>2025-10-16</w:t>
+      <w:t>2025-10-17</w:t>
       <w:br/>
       <w:br/>
     </w:r>

--- a/klagomål/A 32849-2025 FSC-klagomål.docx
+++ b/klagomål/A 32849-2025 FSC-klagomål.docx
@@ -752,7 +752,7 @@
     <w:r>
       <w:tab/>
       <w:tab/>
-      <w:t>2025-10-17</w:t>
+      <w:t>2025-10-18</w:t>
       <w:br/>
       <w:br/>
     </w:r>

--- a/klagomål/A 32849-2025 FSC-klagomål.docx
+++ b/klagomål/A 32849-2025 FSC-klagomål.docx
@@ -752,7 +752,7 @@
     <w:r>
       <w:tab/>
       <w:tab/>
-      <w:t>2025-10-18</w:t>
+      <w:t>2025-10-19</w:t>
       <w:br/>
       <w:br/>
     </w:r>

--- a/klagomål/A 32849-2025 FSC-klagomål.docx
+++ b/klagomål/A 32849-2025 FSC-klagomål.docx
@@ -752,7 +752,7 @@
     <w:r>
       <w:tab/>
       <w:tab/>
-      <w:t>2025-10-19</w:t>
+      <w:t>2025-10-20</w:t>
       <w:br/>
       <w:br/>
     </w:r>

--- a/klagomål/A 32849-2025 FSC-klagomål.docx
+++ b/klagomål/A 32849-2025 FSC-klagomål.docx
@@ -752,7 +752,7 @@
     <w:r>
       <w:tab/>
       <w:tab/>
-      <w:t>2025-10-20</w:t>
+      <w:t>2025-10-21</w:t>
       <w:br/>
       <w:br/>
     </w:r>

--- a/klagomål/A 32849-2025 FSC-klagomål.docx
+++ b/klagomål/A 32849-2025 FSC-klagomål.docx
@@ -271,6 +271,17 @@
       </w:r>
       <w:r>
         <w:t>(artikel 1). Vidare att de åtgärder som vidtas inte får leda till en försämring av den nuvarande situationen beträffande bevarandet av de fågelarter som avses i artikel 1 (artikel 13). Fågeldirektivet är styrande för tillsynsansvariga myndigheters ärendehantering, ställningstaganden och beslutsfattande.</w:t>
+      </w:r>
+    </w:p>
+    <w:p>
+      <w:r>
+        <w:rPr>
+          <w:b/>
+        </w:rPr>
+        <w:t>Tjäder (§4)</w:t>
+      </w:r>
+      <w:r>
+        <w:t xml:space="preserve"> är en utpräglad skogsfågel knuten till större sammanhängande barrskogsområden. Tupparna och hönorna utnyttjar till viss del olika miljöer, och habitatvalet varierar dessutom mellan olika delar av året. För att det ska finnas livskraftiga tjäderbestånd krävs funktionella skogslandskap med en blandning av uppvuxen, gles och luckig skog, täta sumpskogar, myrar och andra små våtmarker. Arten försvinner när skogen fragmenteras och den sammanlagda arealen hyggen och andra öppna områden blir för stor. Ett småskaligt och försiktigt virkesuttag genom hyggesfria metoder kan i vissa fall vara möjligt i området inom 200 m från lekcentrum. Längre ut från lekcentrum, inom 200–500 m bör den avverkade ytan inte överskrida 1 hektar för att undvika alltför stora och snabba förändringar (Skogsstyrelsen, 2019).</w:t>
       </w:r>
     </w:p>
     <w:p>
@@ -752,7 +763,7 @@
     <w:r>
       <w:tab/>
       <w:tab/>
-      <w:t>2025-10-21</w:t>
+      <w:t>2025-10-22</w:t>
       <w:br/>
       <w:br/>
     </w:r>

--- a/klagomål/A 32849-2025 FSC-klagomål.docx
+++ b/klagomål/A 32849-2025 FSC-klagomål.docx
@@ -763,7 +763,7 @@
     <w:r>
       <w:tab/>
       <w:tab/>
-      <w:t>2025-10-22</w:t>
+      <w:t>2025-10-23</w:t>
       <w:br/>
       <w:br/>
     </w:r>

--- a/klagomål/A 32849-2025 FSC-klagomål.docx
+++ b/klagomål/A 32849-2025 FSC-klagomål.docx
@@ -763,7 +763,7 @@
     <w:r>
       <w:tab/>
       <w:tab/>
-      <w:t>2025-10-23</w:t>
+      <w:t>2025-10-24</w:t>
       <w:br/>
       <w:br/>
     </w:r>

--- a/klagomål/A 32849-2025 FSC-klagomål.docx
+++ b/klagomål/A 32849-2025 FSC-klagomål.docx
@@ -763,7 +763,7 @@
     <w:r>
       <w:tab/>
       <w:tab/>
-      <w:t>2025-10-24</w:t>
+      <w:t>2025-10-25</w:t>
       <w:br/>
       <w:br/>
     </w:r>

--- a/klagomål/A 32849-2025 FSC-klagomål.docx
+++ b/klagomål/A 32849-2025 FSC-klagomål.docx
@@ -763,7 +763,7 @@
     <w:r>
       <w:tab/>
       <w:tab/>
-      <w:t>2025-10-25</w:t>
+      <w:t>2025-10-26</w:t>
       <w:br/>
       <w:br/>
     </w:r>

--- a/klagomål/A 32849-2025 FSC-klagomål.docx
+++ b/klagomål/A 32849-2025 FSC-klagomål.docx
@@ -763,7 +763,7 @@
     <w:r>
       <w:tab/>
       <w:tab/>
-      <w:t>2025-10-26</w:t>
+      <w:t>2025-10-27</w:t>
       <w:br/>
       <w:br/>
     </w:r>

--- a/klagomål/A 32849-2025 FSC-klagomål.docx
+++ b/klagomål/A 32849-2025 FSC-klagomål.docx
@@ -763,7 +763,7 @@
     <w:r>
       <w:tab/>
       <w:tab/>
-      <w:t>2025-10-27</w:t>
+      <w:t>2025-10-28</w:t>
       <w:br/>
       <w:br/>
     </w:r>

--- a/klagomål/A 32849-2025 FSC-klagomål.docx
+++ b/klagomål/A 32849-2025 FSC-klagomål.docx
@@ -763,7 +763,7 @@
     <w:r>
       <w:tab/>
       <w:tab/>
-      <w:t>2025-10-28</w:t>
+      <w:t>2025-10-29</w:t>
       <w:br/>
       <w:br/>
     </w:r>

--- a/klagomål/A 32849-2025 FSC-klagomål.docx
+++ b/klagomål/A 32849-2025 FSC-klagomål.docx
@@ -763,7 +763,7 @@
     <w:r>
       <w:tab/>
       <w:tab/>
-      <w:t>2025-10-29</w:t>
+      <w:t>2025-10-30</w:t>
       <w:br/>
       <w:br/>
     </w:r>

--- a/klagomål/A 32849-2025 FSC-klagomål.docx
+++ b/klagomål/A 32849-2025 FSC-klagomål.docx
@@ -763,7 +763,7 @@
     <w:r>
       <w:tab/>
       <w:tab/>
-      <w:t>2025-10-30</w:t>
+      <w:t>2025-10-31</w:t>
       <w:br/>
       <w:br/>
     </w:r>

--- a/klagomål/A 32849-2025 FSC-klagomål.docx
+++ b/klagomål/A 32849-2025 FSC-klagomål.docx
@@ -763,7 +763,7 @@
     <w:r>
       <w:tab/>
       <w:tab/>
-      <w:t>2025-10-31</w:t>
+      <w:t>2025-11-01</w:t>
       <w:br/>
       <w:br/>
     </w:r>

--- a/klagomål/A 32849-2025 FSC-klagomål.docx
+++ b/klagomål/A 32849-2025 FSC-klagomål.docx
@@ -763,7 +763,7 @@
     <w:r>
       <w:tab/>
       <w:tab/>
-      <w:t>2025-11-01</w:t>
+      <w:t>2025-11-02</w:t>
       <w:br/>
       <w:br/>
     </w:r>

--- a/klagomål/A 32849-2025 FSC-klagomål.docx
+++ b/klagomål/A 32849-2025 FSC-klagomål.docx
@@ -763,7 +763,7 @@
     <w:r>
       <w:tab/>
       <w:tab/>
-      <w:t>2025-11-02</w:t>
+      <w:t>2025-11-03</w:t>
       <w:br/>
       <w:br/>
     </w:r>

--- a/klagomål/A 32849-2025 FSC-klagomål.docx
+++ b/klagomål/A 32849-2025 FSC-klagomål.docx
@@ -763,7 +763,7 @@
     <w:r>
       <w:tab/>
       <w:tab/>
-      <w:t>2025-11-03</w:t>
+      <w:t>2025-11-04</w:t>
       <w:br/>
       <w:br/>
     </w:r>

--- a/klagomål/A 32849-2025 FSC-klagomål.docx
+++ b/klagomål/A 32849-2025 FSC-klagomål.docx
@@ -763,7 +763,7 @@
     <w:r>
       <w:tab/>
       <w:tab/>
-      <w:t>2025-11-04</w:t>
+      <w:t>2025-11-05</w:t>
       <w:br/>
       <w:br/>
     </w:r>

--- a/klagomål/A 32849-2025 FSC-klagomål.docx
+++ b/klagomål/A 32849-2025 FSC-klagomål.docx
@@ -763,7 +763,7 @@
     <w:r>
       <w:tab/>
       <w:tab/>
-      <w:t>2025-11-05</w:t>
+      <w:t>2025-11-06</w:t>
       <w:br/>
       <w:br/>
     </w:r>

--- a/klagomål/A 32849-2025 FSC-klagomål.docx
+++ b/klagomål/A 32849-2025 FSC-klagomål.docx
@@ -763,7 +763,7 @@
     <w:r>
       <w:tab/>
       <w:tab/>
-      <w:t>2025-11-06</w:t>
+      <w:t>2025-11-07</w:t>
       <w:br/>
       <w:br/>
     </w:r>

--- a/klagomål/A 32849-2025 FSC-klagomål.docx
+++ b/klagomål/A 32849-2025 FSC-klagomål.docx
@@ -763,7 +763,7 @@
     <w:r>
       <w:tab/>
       <w:tab/>
-      <w:t>2025-11-07</w:t>
+      <w:t>2025-11-08</w:t>
       <w:br/>
       <w:br/>
     </w:r>

--- a/klagomål/A 32849-2025 FSC-klagomål.docx
+++ b/klagomål/A 32849-2025 FSC-klagomål.docx
@@ -763,7 +763,7 @@
     <w:r>
       <w:tab/>
       <w:tab/>
-      <w:t>2025-11-08</w:t>
+      <w:t>2025-11-09</w:t>
       <w:br/>
       <w:br/>
     </w:r>

--- a/klagomål/A 32849-2025 FSC-klagomål.docx
+++ b/klagomål/A 32849-2025 FSC-klagomål.docx
@@ -763,7 +763,7 @@
     <w:r>
       <w:tab/>
       <w:tab/>
-      <w:t>2025-11-09</w:t>
+      <w:t>2025-11-10</w:t>
       <w:br/>
       <w:br/>
     </w:r>

--- a/klagomål/A 32849-2025 FSC-klagomål.docx
+++ b/klagomål/A 32849-2025 FSC-klagomål.docx
@@ -763,7 +763,7 @@
     <w:r>
       <w:tab/>
       <w:tab/>
-      <w:t>2025-11-10</w:t>
+      <w:t>2025-11-11</w:t>
       <w:br/>
       <w:br/>
     </w:r>

--- a/klagomål/A 32849-2025 FSC-klagomål.docx
+++ b/klagomål/A 32849-2025 FSC-klagomål.docx
@@ -763,7 +763,7 @@
     <w:r>
       <w:tab/>
       <w:tab/>
-      <w:t>2025-11-11</w:t>
+      <w:t>2025-11-12</w:t>
       <w:br/>
       <w:br/>
     </w:r>

--- a/klagomål/A 32849-2025 FSC-klagomål.docx
+++ b/klagomål/A 32849-2025 FSC-klagomål.docx
@@ -763,7 +763,7 @@
     <w:r>
       <w:tab/>
       <w:tab/>
-      <w:t>2025-11-12</w:t>
+      <w:t>2025-11-13</w:t>
       <w:br/>
       <w:br/>
     </w:r>

--- a/klagomål/A 32849-2025 FSC-klagomål.docx
+++ b/klagomål/A 32849-2025 FSC-klagomål.docx
@@ -763,7 +763,7 @@
     <w:r>
       <w:tab/>
       <w:tab/>
-      <w:t>2025-11-13</w:t>
+      <w:t>2025-11-14</w:t>
       <w:br/>
       <w:br/>
     </w:r>

--- a/klagomål/A 32849-2025 FSC-klagomål.docx
+++ b/klagomål/A 32849-2025 FSC-klagomål.docx
@@ -763,7 +763,7 @@
     <w:r>
       <w:tab/>
       <w:tab/>
-      <w:t>2025-11-14</w:t>
+      <w:t>2025-11-15</w:t>
       <w:br/>
       <w:br/>
     </w:r>

--- a/klagomål/A 32849-2025 FSC-klagomål.docx
+++ b/klagomål/A 32849-2025 FSC-klagomål.docx
@@ -763,7 +763,7 @@
     <w:r>
       <w:tab/>
       <w:tab/>
-      <w:t>2025-11-15</w:t>
+      <w:t>2025-11-20</w:t>
       <w:br/>
       <w:br/>
     </w:r>

--- a/klagomål/A 32849-2025 FSC-klagomål.docx
+++ b/klagomål/A 32849-2025 FSC-klagomål.docx
@@ -763,7 +763,7 @@
     <w:r>
       <w:tab/>
       <w:tab/>
-      <w:t>2025-11-20</w:t>
+      <w:t>2025-11-21</w:t>
       <w:br/>
       <w:br/>
     </w:r>

--- a/klagomål/A 32849-2025 FSC-klagomål.docx
+++ b/klagomål/A 32849-2025 FSC-klagomål.docx
@@ -763,7 +763,7 @@
     <w:r>
       <w:tab/>
       <w:tab/>
-      <w:t>2025-11-21</w:t>
+      <w:t>2025-11-22</w:t>
       <w:br/>
       <w:br/>
     </w:r>

--- a/klagomål/A 32849-2025 FSC-klagomål.docx
+++ b/klagomål/A 32849-2025 FSC-klagomål.docx
@@ -763,7 +763,7 @@
     <w:r>
       <w:tab/>
       <w:tab/>
-      <w:t>2025-11-22</w:t>
+      <w:t>2025-11-23</w:t>
       <w:br/>
       <w:br/>
     </w:r>

--- a/klagomål/A 32849-2025 FSC-klagomål.docx
+++ b/klagomål/A 32849-2025 FSC-klagomål.docx
@@ -763,7 +763,7 @@
     <w:r>
       <w:tab/>
       <w:tab/>
-      <w:t>2025-11-23</w:t>
+      <w:t>2025-11-24</w:t>
       <w:br/>
       <w:br/>
     </w:r>

--- a/klagomål/A 32849-2025 FSC-klagomål.docx
+++ b/klagomål/A 32849-2025 FSC-klagomål.docx
@@ -763,7 +763,7 @@
     <w:r>
       <w:tab/>
       <w:tab/>
-      <w:t>2025-11-24</w:t>
+      <w:t>2025-11-25</w:t>
       <w:br/>
       <w:br/>
     </w:r>

--- a/klagomål/A 32849-2025 FSC-klagomål.docx
+++ b/klagomål/A 32849-2025 FSC-klagomål.docx
@@ -763,7 +763,7 @@
     <w:r>
       <w:tab/>
       <w:tab/>
-      <w:t>2025-11-25</w:t>
+      <w:t>2025-11-26</w:t>
       <w:br/>
       <w:br/>
     </w:r>

--- a/klagomål/A 32849-2025 FSC-klagomål.docx
+++ b/klagomål/A 32849-2025 FSC-klagomål.docx
@@ -763,7 +763,7 @@
     <w:r>
       <w:tab/>
       <w:tab/>
-      <w:t>2025-11-26</w:t>
+      <w:t>2025-11-27</w:t>
       <w:br/>
       <w:br/>
     </w:r>

--- a/klagomål/A 32849-2025 FSC-klagomål.docx
+++ b/klagomål/A 32849-2025 FSC-klagomål.docx
@@ -763,7 +763,7 @@
     <w:r>
       <w:tab/>
       <w:tab/>
-      <w:t>2025-11-27</w:t>
+      <w:t>2025-11-28</w:t>
       <w:br/>
       <w:br/>
     </w:r>

--- a/klagomål/A 32849-2025 FSC-klagomål.docx
+++ b/klagomål/A 32849-2025 FSC-klagomål.docx
@@ -763,7 +763,7 @@
     <w:r>
       <w:tab/>
       <w:tab/>
-      <w:t>2025-11-28</w:t>
+      <w:t>2025-11-29</w:t>
       <w:br/>
       <w:br/>
     </w:r>

--- a/klagomål/A 32849-2025 FSC-klagomål.docx
+++ b/klagomål/A 32849-2025 FSC-klagomål.docx
@@ -763,7 +763,7 @@
     <w:r>
       <w:tab/>
       <w:tab/>
-      <w:t>2025-11-29</w:t>
+      <w:t>2025-11-30</w:t>
       <w:br/>
       <w:br/>
     </w:r>

--- a/klagomål/A 32849-2025 FSC-klagomål.docx
+++ b/klagomål/A 32849-2025 FSC-klagomål.docx
@@ -763,7 +763,7 @@
     <w:r>
       <w:tab/>
       <w:tab/>
-      <w:t>2025-11-30</w:t>
+      <w:t>2025-12-01</w:t>
       <w:br/>
       <w:br/>
     </w:r>

--- a/klagomål/A 32849-2025 FSC-klagomål.docx
+++ b/klagomål/A 32849-2025 FSC-klagomål.docx
@@ -763,7 +763,7 @@
     <w:r>
       <w:tab/>
       <w:tab/>
-      <w:t>2025-12-01</w:t>
+      <w:t>2025-12-02</w:t>
       <w:br/>
       <w:br/>
     </w:r>

--- a/klagomål/A 32849-2025 FSC-klagomål.docx
+++ b/klagomål/A 32849-2025 FSC-klagomål.docx
@@ -763,7 +763,7 @@
     <w:r>
       <w:tab/>
       <w:tab/>
-      <w:t>2025-12-02</w:t>
+      <w:t>2025-12-03</w:t>
       <w:br/>
       <w:br/>
     </w:r>

--- a/klagomål/A 32849-2025 FSC-klagomål.docx
+++ b/klagomål/A 32849-2025 FSC-klagomål.docx
@@ -763,7 +763,7 @@
     <w:r>
       <w:tab/>
       <w:tab/>
-      <w:t>2025-12-03</w:t>
+      <w:t>2025-12-04</w:t>
       <w:br/>
       <w:br/>
     </w:r>

--- a/klagomål/A 32849-2025 FSC-klagomål.docx
+++ b/klagomål/A 32849-2025 FSC-klagomål.docx
@@ -763,7 +763,7 @@
     <w:r>
       <w:tab/>
       <w:tab/>
-      <w:t>2025-12-04</w:t>
+      <w:t>2025-12-05</w:t>
       <w:br/>
       <w:br/>
     </w:r>

--- a/klagomål/A 32849-2025 FSC-klagomål.docx
+++ b/klagomål/A 32849-2025 FSC-klagomål.docx
@@ -763,7 +763,7 @@
     <w:r>
       <w:tab/>
       <w:tab/>
-      <w:t>2025-12-05</w:t>
+      <w:t>2025-12-06</w:t>
       <w:br/>
       <w:br/>
     </w:r>

--- a/klagomål/A 32849-2025 FSC-klagomål.docx
+++ b/klagomål/A 32849-2025 FSC-klagomål.docx
@@ -763,7 +763,7 @@
     <w:r>
       <w:tab/>
       <w:tab/>
-      <w:t>2025-12-06</w:t>
+      <w:t>2025-12-07</w:t>
       <w:br/>
       <w:br/>
     </w:r>

--- a/klagomål/A 32849-2025 FSC-klagomål.docx
+++ b/klagomål/A 32849-2025 FSC-klagomål.docx
@@ -763,7 +763,7 @@
     <w:r>
       <w:tab/>
       <w:tab/>
-      <w:t>2025-12-07</w:t>
+      <w:t>2025-12-08</w:t>
       <w:br/>
       <w:br/>
     </w:r>

--- a/klagomål/A 32849-2025 FSC-klagomål.docx
+++ b/klagomål/A 32849-2025 FSC-klagomål.docx
@@ -763,7 +763,7 @@
     <w:r>
       <w:tab/>
       <w:tab/>
-      <w:t>2025-12-08</w:t>
+      <w:t>2025-12-09</w:t>
       <w:br/>
       <w:br/>
     </w:r>

--- a/klagomål/A 32849-2025 FSC-klagomål.docx
+++ b/klagomål/A 32849-2025 FSC-klagomål.docx
@@ -763,7 +763,7 @@
     <w:r>
       <w:tab/>
       <w:tab/>
-      <w:t>2025-12-09</w:t>
+      <w:t>2025-12-10</w:t>
       <w:br/>
       <w:br/>
     </w:r>

--- a/klagomål/A 32849-2025 FSC-klagomål.docx
+++ b/klagomål/A 32849-2025 FSC-klagomål.docx
@@ -763,7 +763,7 @@
     <w:r>
       <w:tab/>
       <w:tab/>
-      <w:t>2025-12-10</w:t>
+      <w:t>2025-12-11</w:t>
       <w:br/>
       <w:br/>
     </w:r>

--- a/klagomål/A 32849-2025 FSC-klagomål.docx
+++ b/klagomål/A 32849-2025 FSC-klagomål.docx
@@ -763,7 +763,7 @@
     <w:r>
       <w:tab/>
       <w:tab/>
-      <w:t>2025-12-11</w:t>
+      <w:t>2025-12-12</w:t>
       <w:br/>
       <w:br/>
     </w:r>

--- a/klagomål/A 32849-2025 FSC-klagomål.docx
+++ b/klagomål/A 32849-2025 FSC-klagomål.docx
@@ -763,7 +763,7 @@
     <w:r>
       <w:tab/>
       <w:tab/>
-      <w:t>2025-12-12</w:t>
+      <w:t>2025-12-13</w:t>
       <w:br/>
       <w:br/>
     </w:r>

--- a/klagomål/A 32849-2025 FSC-klagomål.docx
+++ b/klagomål/A 32849-2025 FSC-klagomål.docx
@@ -763,7 +763,7 @@
     <w:r>
       <w:tab/>
       <w:tab/>
-      <w:t>2025-12-19</w:t>
+      <w:t>2025-12-20</w:t>
       <w:br/>
       <w:br/>
     </w:r>

--- a/klagomål/A 32849-2025 FSC-klagomål.docx
+++ b/klagomål/A 32849-2025 FSC-klagomål.docx
@@ -763,7 +763,7 @@
     <w:r>
       <w:tab/>
       <w:tab/>
-      <w:t>2025-12-20</w:t>
+      <w:t>2025-12-21</w:t>
       <w:br/>
       <w:br/>
     </w:r>

--- a/klagomål/A 32849-2025 FSC-klagomål.docx
+++ b/klagomål/A 32849-2025 FSC-klagomål.docx
@@ -763,7 +763,7 @@
     <w:r>
       <w:tab/>
       <w:tab/>
-      <w:t>2025-12-21</w:t>
+      <w:t>2025-12-22</w:t>
       <w:br/>
       <w:br/>
     </w:r>

--- a/klagomål/A 32849-2025 FSC-klagomål.docx
+++ b/klagomål/A 32849-2025 FSC-klagomål.docx
@@ -763,7 +763,7 @@
     <w:r>
       <w:tab/>
       <w:tab/>
-      <w:t>2025-12-22</w:t>
+      <w:t>2025-12-26</w:t>
       <w:br/>
       <w:br/>
     </w:r>

--- a/klagomål/A 32849-2025 FSC-klagomål.docx
+++ b/klagomål/A 32849-2025 FSC-klagomål.docx
@@ -763,7 +763,7 @@
     <w:r>
       <w:tab/>
       <w:tab/>
-      <w:t>2026-01-03</w:t>
+      <w:t>2026-01-04</w:t>
       <w:br/>
       <w:br/>
     </w:r>

--- a/klagomål/A 32849-2025 FSC-klagomål.docx
+++ b/klagomål/A 32849-2025 FSC-klagomål.docx
@@ -763,7 +763,7 @@
     <w:r>
       <w:tab/>
       <w:tab/>
-      <w:t>2026-01-07</w:t>
+      <w:t>2026-01-08</w:t>
       <w:br/>
       <w:br/>
     </w:r>

--- a/klagomål/A 32849-2025 FSC-klagomål.docx
+++ b/klagomål/A 32849-2025 FSC-klagomål.docx
@@ -763,7 +763,7 @@
     <w:r>
       <w:tab/>
       <w:tab/>
-      <w:t>2026-01-08</w:t>
+      <w:t>2026-01-09</w:t>
       <w:br/>
       <w:br/>
     </w:r>

--- a/klagomål/A 32849-2025 FSC-klagomål.docx
+++ b/klagomål/A 32849-2025 FSC-klagomål.docx
@@ -763,7 +763,7 @@
     <w:r>
       <w:tab/>
       <w:tab/>
-      <w:t>2026-01-09</w:t>
+      <w:t>2026-01-10</w:t>
       <w:br/>
       <w:br/>
     </w:r>

--- a/klagomål/A 32849-2025 FSC-klagomål.docx
+++ b/klagomål/A 32849-2025 FSC-klagomål.docx
@@ -763,7 +763,7 @@
     <w:r>
       <w:tab/>
       <w:tab/>
-      <w:t>2026-01-10</w:t>
+      <w:t>2026-01-11</w:t>
       <w:br/>
       <w:br/>
     </w:r>

--- a/klagomål/A 32849-2025 FSC-klagomål.docx
+++ b/klagomål/A 32849-2025 FSC-klagomål.docx
@@ -763,7 +763,7 @@
     <w:r>
       <w:tab/>
       <w:tab/>
-      <w:t>2026-01-11</w:t>
+      <w:t>2026-01-12</w:t>
       <w:br/>
       <w:br/>
     </w:r>

--- a/klagomål/A 32849-2025 FSC-klagomål.docx
+++ b/klagomål/A 32849-2025 FSC-klagomål.docx
@@ -763,7 +763,7 @@
     <w:r>
       <w:tab/>
       <w:tab/>
-      <w:t>2026-01-12</w:t>
+      <w:t>2026-01-13</w:t>
       <w:br/>
       <w:br/>
     </w:r>

--- a/klagomål/A 32849-2025 FSC-klagomål.docx
+++ b/klagomål/A 32849-2025 FSC-klagomål.docx
@@ -763,7 +763,7 @@
     <w:r>
       <w:tab/>
       <w:tab/>
-      <w:t>2026-01-13</w:t>
+      <w:t>2026-01-14</w:t>
       <w:br/>
       <w:br/>
     </w:r>

--- a/klagomål/A 32849-2025 FSC-klagomål.docx
+++ b/klagomål/A 32849-2025 FSC-klagomål.docx
@@ -763,7 +763,7 @@
     <w:r>
       <w:tab/>
       <w:tab/>
-      <w:t>2026-01-14</w:t>
+      <w:t>2026-01-15</w:t>
       <w:br/>
       <w:br/>
     </w:r>

--- a/klagomål/A 32849-2025 FSC-klagomål.docx
+++ b/klagomål/A 32849-2025 FSC-klagomål.docx
@@ -763,7 +763,7 @@
     <w:r>
       <w:tab/>
       <w:tab/>
-      <w:t>2026-01-15</w:t>
+      <w:t>2026-01-16</w:t>
       <w:br/>
       <w:br/>
     </w:r>

--- a/klagomål/A 32849-2025 FSC-klagomål.docx
+++ b/klagomål/A 32849-2025 FSC-klagomål.docx
@@ -763,7 +763,7 @@
     <w:r>
       <w:tab/>
       <w:tab/>
-      <w:t>2026-01-16</w:t>
+      <w:t>2026-01-17</w:t>
       <w:br/>
       <w:br/>
     </w:r>

--- a/klagomål/A 32849-2025 FSC-klagomål.docx
+++ b/klagomål/A 32849-2025 FSC-klagomål.docx
@@ -763,7 +763,7 @@
     <w:r>
       <w:tab/>
       <w:tab/>
-      <w:t>2026-01-17</w:t>
+      <w:t>2026-01-18</w:t>
       <w:br/>
       <w:br/>
     </w:r>

--- a/klagomål/A 32849-2025 FSC-klagomål.docx
+++ b/klagomål/A 32849-2025 FSC-klagomål.docx
@@ -763,7 +763,7 @@
     <w:r>
       <w:tab/>
       <w:tab/>
-      <w:t>2026-01-18</w:t>
+      <w:t>2026-01-19</w:t>
       <w:br/>
       <w:br/>
     </w:r>

--- a/klagomål/A 32849-2025 FSC-klagomål.docx
+++ b/klagomål/A 32849-2025 FSC-klagomål.docx
@@ -763,7 +763,7 @@
     <w:r>
       <w:tab/>
       <w:tab/>
-      <w:t>2026-01-19</w:t>
+      <w:t>2026-01-20</w:t>
       <w:br/>
       <w:br/>
     </w:r>

--- a/klagomål/A 32849-2025 FSC-klagomål.docx
+++ b/klagomål/A 32849-2025 FSC-klagomål.docx
@@ -763,7 +763,7 @@
     <w:r>
       <w:tab/>
       <w:tab/>
-      <w:t>2026-01-20</w:t>
+      <w:t>2026-01-21</w:t>
       <w:br/>
       <w:br/>
     </w:r>

--- a/klagomål/A 32849-2025 FSC-klagomål.docx
+++ b/klagomål/A 32849-2025 FSC-klagomål.docx
@@ -763,7 +763,7 @@
     <w:r>
       <w:tab/>
       <w:tab/>
-      <w:t>2026-01-21</w:t>
+      <w:t>2026-01-23</w:t>
       <w:br/>
       <w:br/>
     </w:r>

--- a/klagomål/A 32849-2025 FSC-klagomål.docx
+++ b/klagomål/A 32849-2025 FSC-klagomål.docx
@@ -763,7 +763,7 @@
     <w:r>
       <w:tab/>
       <w:tab/>
-      <w:t>2026-01-23</w:t>
+      <w:t>2026-01-24</w:t>
       <w:br/>
       <w:br/>
     </w:r>

--- a/klagomål/A 32849-2025 FSC-klagomål.docx
+++ b/klagomål/A 32849-2025 FSC-klagomål.docx
@@ -763,7 +763,7 @@
     <w:r>
       <w:tab/>
       <w:tab/>
-      <w:t>2026-01-24</w:t>
+      <w:t>2026-01-25</w:t>
       <w:br/>
       <w:br/>
     </w:r>

--- a/klagomål/A 32849-2025 FSC-klagomål.docx
+++ b/klagomål/A 32849-2025 FSC-klagomål.docx
@@ -763,7 +763,7 @@
     <w:r>
       <w:tab/>
       <w:tab/>
-      <w:t>2026-01-25</w:t>
+      <w:t>2026-01-26</w:t>
       <w:br/>
       <w:br/>
     </w:r>

--- a/klagomål/A 32849-2025 FSC-klagomål.docx
+++ b/klagomål/A 32849-2025 FSC-klagomål.docx
@@ -763,7 +763,7 @@
     <w:r>
       <w:tab/>
       <w:tab/>
-      <w:t>2026-01-26</w:t>
+      <w:t>2026-01-27</w:t>
       <w:br/>
       <w:br/>
     </w:r>

--- a/klagomål/A 32849-2025 FSC-klagomål.docx
+++ b/klagomål/A 32849-2025 FSC-klagomål.docx
@@ -763,7 +763,7 @@
     <w:r>
       <w:tab/>
       <w:tab/>
-      <w:t>2026-01-27</w:t>
+      <w:t>2026-01-28</w:t>
       <w:br/>
       <w:br/>
     </w:r>

--- a/klagomål/A 32849-2025 FSC-klagomål.docx
+++ b/klagomål/A 32849-2025 FSC-klagomål.docx
@@ -112,7 +112,7 @@
         <w:pStyle w:val="ListBullet"/>
       </w:pPr>
       <w:r>
-        <w:t>Om ett ombud (tex Norra skog eller Mellanskog) avverkningsanmäler en skog med naturvärden motsvarande nyckelbiotops kvalité men markägaren inte är FSC certifierad, bör du skicka in ett FSC kontrollerat virke klagomål. Då ska klagomålet skickas till ombudsföretaget.</w:t>
+        <w:t>Om ett ombud (tex Norra skog eller Mellanskog) avverkningsanmäler en skog med naturvärden motsvarande nyckelbiotops kvalitet men markägaren inte är FSC certifierad, bör du skicka in ett FSC kontrollerat virke klagomål. Då ska klagomålet skickas till ombudsföretaget.</w:t>
       </w:r>
     </w:p>
     <w:p>
@@ -281,7 +281,25 @@
         <w:t>Tjäder (§4)</w:t>
       </w:r>
       <w:r>
-        <w:t xml:space="preserve"> är en utpräglad skogsfågel knuten till större sammanhängande barrskogsområden. Tupparna och hönorna utnyttjar till viss del olika miljöer, och habitatvalet varierar dessutom mellan olika delar av året. För att det ska finnas livskraftiga tjäderbestånd krävs funktionella skogslandskap med en blandning av uppvuxen, gles och luckig skog, täta sumpskogar, myrar och andra små våtmarker. Arten försvinner när skogen fragmenteras och den sammanlagda arealen hyggen och andra öppna områden blir för stor. Ett småskaligt och försiktigt virkesuttag genom hyggesfria metoder kan i vissa fall vara möjligt i området inom 200 m från lekcentrum. Längre ut från lekcentrum, inom 200–500 m bör den avverkade ytan inte överskrida 1 hektar för att undvika alltför stora och snabba förändringar (Skogsstyrelsen, 2019).</w:t>
+        <w:t xml:space="preserve"> omfattas av bilaga 1 och 2 EU:s fågeldirektiv och är typisk art för </w:t>
+      </w:r>
+      <w:r>
+        <w:rPr>
+          <w:i/>
+        </w:rPr>
+        <w:t xml:space="preserve">9010 Taiga </w:t>
+      </w:r>
+      <w:r>
+        <w:t xml:space="preserve">och </w:t>
+      </w:r>
+      <w:r>
+        <w:rPr>
+          <w:i/>
+        </w:rPr>
+        <w:t>9740 Skogsbevuxen myr</w:t>
+      </w:r>
+      <w:r>
+        <w:t>. Tjädern är en utpräglad skogsfågel knuten till större sammanhängande barrskogsområden. Tupparna och hönorna utnyttjar till viss del olika miljöer, och habitatvalet varierar dessutom mellan olika delar av året. För att det ska finnas livskraftiga tjäderbestånd krävs funktionella skogslandskap med en blandning av uppvuxen, gles och luckig skog, täta sumpskogar, myrar och andra små våtmarker. Arten försvinner när skogen fragmenteras och den sammanlagda arealen hyggen och andra öppna områden blir för stor. Ett småskaligt och försiktigt virkesuttag genom hyggesfria metoder kan i vissa fall vara möjligt i området inom 200 m från lekcentrum. Längre ut från lekcentrum, inom 200–500 m bör den avverkade ytan inte överskrida 1 hektar för att undvika alltför stora och snabba förändringar (Skogsstyrelsen, 2019; SLU Artdatabanken, 2024).</w:t>
       </w:r>
     </w:p>
     <w:p>
@@ -605,7 +623,25 @@
     </w:p>
     <w:p>
       <w:r>
-        <w:t>Tjäder (§4) är en utpräglad skogsfågel knuten till större sammanhängande barrskogsområden. Tupparna och hönorna utnyttjar till viss del olika miljöer, och habitatvalet varierar dessutom mellan olika delar av året. För att det ska finnas livskraftiga tjäderbestånd krävs funktionella skogslandskap med en blandning av uppvuxen, gles och luckig skog, täta sumpskogar, myrar och andra små våtmarker (Skogsstyrelsen, 2019).</w:t>
+        <w:t xml:space="preserve">Tjäder (§4) omfattas av bilaga 1 och 2 EU:s fågeldirektiv och är typisk art för </w:t>
+      </w:r>
+      <w:r>
+        <w:rPr>
+          <w:i/>
+        </w:rPr>
+        <w:t xml:space="preserve">9010 Taiga </w:t>
+      </w:r>
+      <w:r>
+        <w:t xml:space="preserve">och </w:t>
+      </w:r>
+      <w:r>
+        <w:rPr>
+          <w:i/>
+        </w:rPr>
+        <w:t>9740 Skogsbevuxen myr</w:t>
+      </w:r>
+      <w:r>
+        <w:t>. Tjädern är en utpräglad skogsfågel knuten till större sammanhängande barrskogsområden. Tupparna och hönorna utnyttjar till viss del olika miljöer, och habitatvalet varierar dessutom mellan olika delar av året. För att det ska finnas livskraftiga tjäderbestånd krävs funktionella skogslandskap med en blandning av uppvuxen, gles och luckig skog, täta sumpskogar, myrar och andra små våtmarker (Skogsstyrelsen, 2019; SLU Artdatabanken 2024).</w:t>
       </w:r>
     </w:p>
     <w:p>
@@ -629,10 +665,21 @@
         <w:rPr>
           <w:i/>
         </w:rPr>
-        <w:t xml:space="preserve">Vägledning för hänsyn till fåglar – tjäder. </w:t>
+        <w:t>Vägledning för hänsyn till fåglar – tjäder.</w:t>
+      </w:r>
+    </w:p>
+    <w:p>
+      <w:r>
+        <w:t xml:space="preserve">SLU Artdatabanken, 2024. </w:t>
       </w:r>
       <w:r>
-        <w:t>https://www.skogsstyrelsen.se/globalassets/lag-och-tillsyn/artskydd/vagledningar-for-hansyn-till-faglar/tjader-vagledning-hansyn2.pdf</w:t>
+        <w:rPr>
+          <w:i/>
+        </w:rPr>
+        <w:t xml:space="preserve">Artfaktablad. Naturvård – artfakta. </w:t>
+      </w:r>
+      <w:r>
+        <w:t>SLU Artdatabanken, Uppsala</w:t>
       </w:r>
     </w:p>
     <w:sectPr>
@@ -763,7 +810,7 @@
     <w:r>
       <w:tab/>
       <w:tab/>
-      <w:t>2026-01-28</w:t>
+      <w:t>2026-01-29</w:t>
       <w:br/>
       <w:br/>
     </w:r>

--- a/klagomål/A 32849-2025 FSC-klagomål.docx
+++ b/klagomål/A 32849-2025 FSC-klagomål.docx
@@ -810,7 +810,7 @@
     <w:r>
       <w:tab/>
       <w:tab/>
-      <w:t>2026-01-29</w:t>
+      <w:t>2026-01-30</w:t>
       <w:br/>
       <w:br/>
     </w:r>

--- a/klagomål/A 32849-2025 FSC-klagomål.docx
+++ b/klagomål/A 32849-2025 FSC-klagomål.docx
@@ -810,7 +810,7 @@
     <w:r>
       <w:tab/>
       <w:tab/>
-      <w:t>2026-01-30</w:t>
+      <w:t>2026-01-31</w:t>
       <w:br/>
       <w:br/>
     </w:r>
